--- a/CSE_3102 Code.docx
+++ b/CSE_3102 Code.docx
@@ -11011,6 +11011,1256 @@
           <w:szCs w:val="28"/>
         </w:rPr>
         <w:t xml:space="preserve">    }</w:t>
+      </w:r>
+    </w:p>
+    <w:p>
+      <w:pPr>
+        <w:rPr>
+          <w:rFonts w:ascii="Times New Roman" w:hAnsi="Times New Roman" w:cs="Times New Roman"/>
+          <w:sz w:val="28"/>
+          <w:szCs w:val="28"/>
+        </w:rPr>
+      </w:pPr>
+      <w:r>
+        <w:rPr>
+          <w:rFonts w:ascii="Times New Roman" w:hAnsi="Times New Roman" w:cs="Times New Roman"/>
+          <w:sz w:val="28"/>
+          <w:szCs w:val="28"/>
+        </w:rPr>
+        <w:t xml:space="preserve">  }</w:t>
+      </w:r>
+    </w:p>
+    <w:p>
+      <w:pPr>
+        <w:rPr>
+          <w:rFonts w:ascii="Times New Roman" w:hAnsi="Times New Roman" w:cs="Times New Roman"/>
+          <w:sz w:val="28"/>
+          <w:szCs w:val="28"/>
+        </w:rPr>
+      </w:pPr>
+      <w:r>
+        <w:rPr>
+          <w:rFonts w:ascii="Times New Roman" w:hAnsi="Times New Roman" w:cs="Times New Roman"/>
+          <w:sz w:val="28"/>
+          <w:szCs w:val="28"/>
+        </w:rPr>
+        <w:t>}</w:t>
+      </w:r>
+    </w:p>
+    <w:p>
+      <w:pPr>
+        <w:rPr>
+          <w:rFonts w:ascii="Times New Roman" w:hAnsi="Times New Roman" w:cs="Times New Roman"/>
+          <w:sz w:val="28"/>
+          <w:szCs w:val="28"/>
+        </w:rPr>
+      </w:pPr>
+    </w:p>
+    <w:p>
+      <w:pPr>
+        <w:rPr>
+          <w:rFonts w:ascii="Times New Roman" w:hAnsi="Times New Roman" w:cs="Times New Roman"/>
+          <w:b/>
+          <w:bCs/>
+          <w:color w:val="FF0000"/>
+          <w:sz w:val="28"/>
+          <w:szCs w:val="28"/>
+        </w:rPr>
+      </w:pPr>
+      <w:r>
+        <w:rPr>
+          <w:rFonts w:ascii="Times New Roman" w:hAnsi="Times New Roman" w:cs="Times New Roman"/>
+          <w:b/>
+          <w:bCs/>
+          <w:color w:val="FF0000"/>
+          <w:sz w:val="28"/>
+          <w:szCs w:val="28"/>
+        </w:rPr>
+        <w:t>7250 – 7300:</w:t>
+      </w:r>
+    </w:p>
+    <w:p>
+      <w:pPr>
+        <w:rPr>
+          <w:rFonts w:ascii="Times New Roman" w:hAnsi="Times New Roman" w:cs="Times New Roman"/>
+          <w:sz w:val="28"/>
+          <w:szCs w:val="28"/>
+        </w:rPr>
+      </w:pPr>
+      <w:r>
+        <w:rPr>
+          <w:rFonts w:ascii="Times New Roman" w:hAnsi="Times New Roman" w:cs="Times New Roman"/>
+          <w:sz w:val="28"/>
+          <w:szCs w:val="28"/>
+        </w:rPr>
+        <w:t xml:space="preserve">char </w:t>
+      </w:r>
+      <w:proofErr w:type="gramStart"/>
+      <w:r>
+        <w:rPr>
+          <w:rFonts w:ascii="Times New Roman" w:hAnsi="Times New Roman" w:cs="Times New Roman"/>
+          <w:sz w:val="28"/>
+          <w:szCs w:val="28"/>
+        </w:rPr>
+        <w:t>array[</w:t>
+      </w:r>
+      <w:proofErr w:type="gramEnd"/>
+      <w:r>
+        <w:rPr>
+          <w:rFonts w:ascii="Times New Roman" w:hAnsi="Times New Roman" w:cs="Times New Roman"/>
+          <w:sz w:val="28"/>
+          <w:szCs w:val="28"/>
+        </w:rPr>
+        <w:t>] = {</w:t>
+      </w:r>
+    </w:p>
+    <w:p>
+      <w:pPr>
+        <w:rPr>
+          <w:rFonts w:ascii="Times New Roman" w:hAnsi="Times New Roman" w:cs="Times New Roman"/>
+          <w:sz w:val="28"/>
+          <w:szCs w:val="28"/>
+        </w:rPr>
+      </w:pPr>
+      <w:r>
+        <w:rPr>
+          <w:rFonts w:ascii="Times New Roman" w:hAnsi="Times New Roman" w:cs="Times New Roman"/>
+          <w:sz w:val="28"/>
+          <w:szCs w:val="28"/>
+        </w:rPr>
+        <w:t xml:space="preserve">  0xC0, 0xF9, 0xA4, 0xB0, 0x99,</w:t>
+      </w:r>
+    </w:p>
+    <w:p>
+      <w:pPr>
+        <w:rPr>
+          <w:rFonts w:ascii="Times New Roman" w:hAnsi="Times New Roman" w:cs="Times New Roman"/>
+          <w:sz w:val="28"/>
+          <w:szCs w:val="28"/>
+        </w:rPr>
+      </w:pPr>
+      <w:r>
+        <w:rPr>
+          <w:rFonts w:ascii="Times New Roman" w:hAnsi="Times New Roman" w:cs="Times New Roman"/>
+          <w:sz w:val="28"/>
+          <w:szCs w:val="28"/>
+        </w:rPr>
+        <w:t xml:space="preserve">  0x92, 0x82, 0xF8, 0x80, 0x90</w:t>
+      </w:r>
+    </w:p>
+    <w:p>
+      <w:pPr>
+        <w:rPr>
+          <w:rFonts w:ascii="Times New Roman" w:hAnsi="Times New Roman" w:cs="Times New Roman"/>
+          <w:sz w:val="28"/>
+          <w:szCs w:val="28"/>
+        </w:rPr>
+      </w:pPr>
+      <w:r>
+        <w:rPr>
+          <w:rFonts w:ascii="Times New Roman" w:hAnsi="Times New Roman" w:cs="Times New Roman"/>
+          <w:sz w:val="28"/>
+          <w:szCs w:val="28"/>
+        </w:rPr>
+        <w:t>};</w:t>
+      </w:r>
+    </w:p>
+    <w:p>
+      <w:pPr>
+        <w:rPr>
+          <w:rFonts w:ascii="Times New Roman" w:hAnsi="Times New Roman" w:cs="Times New Roman"/>
+          <w:sz w:val="28"/>
+          <w:szCs w:val="28"/>
+        </w:rPr>
+      </w:pPr>
+    </w:p>
+    <w:p>
+      <w:pPr>
+        <w:rPr>
+          <w:rFonts w:ascii="Times New Roman" w:hAnsi="Times New Roman" w:cs="Times New Roman"/>
+          <w:sz w:val="28"/>
+          <w:szCs w:val="28"/>
+        </w:rPr>
+      </w:pPr>
+      <w:r>
+        <w:rPr>
+          <w:rFonts w:ascii="Times New Roman" w:hAnsi="Times New Roman" w:cs="Times New Roman"/>
+          <w:sz w:val="28"/>
+          <w:szCs w:val="28"/>
+        </w:rPr>
+        <w:t xml:space="preserve">void </w:t>
+      </w:r>
+      <w:proofErr w:type="gramStart"/>
+      <w:r>
+        <w:rPr>
+          <w:rFonts w:ascii="Times New Roman" w:hAnsi="Times New Roman" w:cs="Times New Roman"/>
+          <w:sz w:val="28"/>
+          <w:szCs w:val="28"/>
+        </w:rPr>
+        <w:t>main(</w:t>
+      </w:r>
+      <w:proofErr w:type="gramEnd"/>
+      <w:r>
+        <w:rPr>
+          <w:rFonts w:ascii="Times New Roman" w:hAnsi="Times New Roman" w:cs="Times New Roman"/>
+          <w:sz w:val="28"/>
+          <w:szCs w:val="28"/>
+        </w:rPr>
+        <w:t>)</w:t>
+      </w:r>
+    </w:p>
+    <w:p>
+      <w:pPr>
+        <w:rPr>
+          <w:rFonts w:ascii="Times New Roman" w:hAnsi="Times New Roman" w:cs="Times New Roman"/>
+          <w:sz w:val="28"/>
+          <w:szCs w:val="28"/>
+        </w:rPr>
+      </w:pPr>
+      <w:r>
+        <w:rPr>
+          <w:rFonts w:ascii="Times New Roman" w:hAnsi="Times New Roman" w:cs="Times New Roman"/>
+          <w:sz w:val="28"/>
+          <w:szCs w:val="28"/>
+        </w:rPr>
+        <w:t>{</w:t>
+      </w:r>
+    </w:p>
+    <w:p>
+      <w:pPr>
+        <w:rPr>
+          <w:rFonts w:ascii="Times New Roman" w:hAnsi="Times New Roman" w:cs="Times New Roman"/>
+          <w:sz w:val="28"/>
+          <w:szCs w:val="28"/>
+        </w:rPr>
+      </w:pPr>
+      <w:r>
+        <w:rPr>
+          <w:rFonts w:ascii="Times New Roman" w:hAnsi="Times New Roman" w:cs="Times New Roman"/>
+          <w:sz w:val="28"/>
+          <w:szCs w:val="28"/>
+        </w:rPr>
+        <w:t xml:space="preserve">  unsigned int </w:t>
+      </w:r>
+      <w:proofErr w:type="spellStart"/>
+      <w:r>
+        <w:rPr>
+          <w:rFonts w:ascii="Times New Roman" w:hAnsi="Times New Roman" w:cs="Times New Roman"/>
+          <w:sz w:val="28"/>
+          <w:szCs w:val="28"/>
+        </w:rPr>
+        <w:t>i</w:t>
+      </w:r>
+      <w:proofErr w:type="spellEnd"/>
+      <w:r>
+        <w:rPr>
+          <w:rFonts w:ascii="Times New Roman" w:hAnsi="Times New Roman" w:cs="Times New Roman"/>
+          <w:sz w:val="28"/>
+          <w:szCs w:val="28"/>
+        </w:rPr>
+        <w:t xml:space="preserve"> = </w:t>
+      </w:r>
+      <w:proofErr w:type="gramStart"/>
+      <w:r>
+        <w:rPr>
+          <w:rFonts w:ascii="Times New Roman" w:hAnsi="Times New Roman" w:cs="Times New Roman"/>
+          <w:sz w:val="28"/>
+          <w:szCs w:val="28"/>
+        </w:rPr>
+        <w:t xml:space="preserve">7250;   </w:t>
+      </w:r>
+      <w:proofErr w:type="gramEnd"/>
+      <w:r>
+        <w:rPr>
+          <w:rFonts w:ascii="Times New Roman" w:hAnsi="Times New Roman" w:cs="Times New Roman"/>
+          <w:sz w:val="28"/>
+          <w:szCs w:val="28"/>
+        </w:rPr>
+        <w:t>// start from 7250</w:t>
+      </w:r>
+    </w:p>
+    <w:p>
+      <w:pPr>
+        <w:rPr>
+          <w:rFonts w:ascii="Times New Roman" w:hAnsi="Times New Roman" w:cs="Times New Roman"/>
+          <w:sz w:val="28"/>
+          <w:szCs w:val="28"/>
+        </w:rPr>
+      </w:pPr>
+      <w:r>
+        <w:rPr>
+          <w:rFonts w:ascii="Times New Roman" w:hAnsi="Times New Roman" w:cs="Times New Roman"/>
+          <w:sz w:val="28"/>
+          <w:szCs w:val="28"/>
+        </w:rPr>
+        <w:t xml:space="preserve">  int d1, d2, d3, d4;</w:t>
+      </w:r>
+    </w:p>
+    <w:p>
+      <w:pPr>
+        <w:rPr>
+          <w:rFonts w:ascii="Times New Roman" w:hAnsi="Times New Roman" w:cs="Times New Roman"/>
+          <w:sz w:val="28"/>
+          <w:szCs w:val="28"/>
+        </w:rPr>
+      </w:pPr>
+      <w:r>
+        <w:rPr>
+          <w:rFonts w:ascii="Times New Roman" w:hAnsi="Times New Roman" w:cs="Times New Roman"/>
+          <w:sz w:val="28"/>
+          <w:szCs w:val="28"/>
+        </w:rPr>
+        <w:t xml:space="preserve">  int j;</w:t>
+      </w:r>
+    </w:p>
+    <w:p>
+      <w:pPr>
+        <w:rPr>
+          <w:rFonts w:ascii="Times New Roman" w:hAnsi="Times New Roman" w:cs="Times New Roman"/>
+          <w:sz w:val="28"/>
+          <w:szCs w:val="28"/>
+        </w:rPr>
+      </w:pPr>
+    </w:p>
+    <w:p>
+      <w:pPr>
+        <w:rPr>
+          <w:rFonts w:ascii="Times New Roman" w:hAnsi="Times New Roman" w:cs="Times New Roman"/>
+          <w:sz w:val="28"/>
+          <w:szCs w:val="28"/>
+        </w:rPr>
+      </w:pPr>
+      <w:r>
+        <w:rPr>
+          <w:rFonts w:ascii="Times New Roman" w:hAnsi="Times New Roman" w:cs="Times New Roman"/>
+          <w:sz w:val="28"/>
+          <w:szCs w:val="28"/>
+        </w:rPr>
+        <w:t xml:space="preserve">  TRISB = 0x00;</w:t>
+      </w:r>
+    </w:p>
+    <w:p>
+      <w:pPr>
+        <w:rPr>
+          <w:rFonts w:ascii="Times New Roman" w:hAnsi="Times New Roman" w:cs="Times New Roman"/>
+          <w:sz w:val="28"/>
+          <w:szCs w:val="28"/>
+        </w:rPr>
+      </w:pPr>
+      <w:r>
+        <w:rPr>
+          <w:rFonts w:ascii="Times New Roman" w:hAnsi="Times New Roman" w:cs="Times New Roman"/>
+          <w:sz w:val="28"/>
+          <w:szCs w:val="28"/>
+        </w:rPr>
+        <w:t xml:space="preserve">  TRISC = 0x00;</w:t>
+      </w:r>
+    </w:p>
+    <w:p>
+      <w:pPr>
+        <w:rPr>
+          <w:rFonts w:ascii="Times New Roman" w:hAnsi="Times New Roman" w:cs="Times New Roman"/>
+          <w:sz w:val="28"/>
+          <w:szCs w:val="28"/>
+        </w:rPr>
+      </w:pPr>
+      <w:r>
+        <w:rPr>
+          <w:rFonts w:ascii="Times New Roman" w:hAnsi="Times New Roman" w:cs="Times New Roman"/>
+          <w:sz w:val="28"/>
+          <w:szCs w:val="28"/>
+        </w:rPr>
+        <w:t xml:space="preserve">  PORTB = 0x00;</w:t>
+      </w:r>
+    </w:p>
+    <w:p>
+      <w:pPr>
+        <w:rPr>
+          <w:rFonts w:ascii="Times New Roman" w:hAnsi="Times New Roman" w:cs="Times New Roman"/>
+          <w:sz w:val="28"/>
+          <w:szCs w:val="28"/>
+        </w:rPr>
+      </w:pPr>
+      <w:r>
+        <w:rPr>
+          <w:rFonts w:ascii="Times New Roman" w:hAnsi="Times New Roman" w:cs="Times New Roman"/>
+          <w:sz w:val="28"/>
+          <w:szCs w:val="28"/>
+        </w:rPr>
+        <w:t xml:space="preserve">  PORTC = 0x00;</w:t>
+      </w:r>
+    </w:p>
+    <w:p>
+      <w:pPr>
+        <w:rPr>
+          <w:rFonts w:ascii="Times New Roman" w:hAnsi="Times New Roman" w:cs="Times New Roman"/>
+          <w:sz w:val="28"/>
+          <w:szCs w:val="28"/>
+        </w:rPr>
+      </w:pPr>
+    </w:p>
+    <w:p>
+      <w:pPr>
+        <w:rPr>
+          <w:rFonts w:ascii="Times New Roman" w:hAnsi="Times New Roman" w:cs="Times New Roman"/>
+          <w:sz w:val="28"/>
+          <w:szCs w:val="28"/>
+        </w:rPr>
+      </w:pPr>
+      <w:r>
+        <w:rPr>
+          <w:rFonts w:ascii="Times New Roman" w:hAnsi="Times New Roman" w:cs="Times New Roman"/>
+          <w:sz w:val="28"/>
+          <w:szCs w:val="28"/>
+        </w:rPr>
+        <w:t xml:space="preserve">  </w:t>
+      </w:r>
+      <w:proofErr w:type="gramStart"/>
+      <w:r>
+        <w:rPr>
+          <w:rFonts w:ascii="Times New Roman" w:hAnsi="Times New Roman" w:cs="Times New Roman"/>
+          <w:sz w:val="28"/>
+          <w:szCs w:val="28"/>
+        </w:rPr>
+        <w:t>while(</w:t>
+      </w:r>
+      <w:proofErr w:type="gramEnd"/>
+      <w:r>
+        <w:rPr>
+          <w:rFonts w:ascii="Times New Roman" w:hAnsi="Times New Roman" w:cs="Times New Roman"/>
+          <w:sz w:val="28"/>
+          <w:szCs w:val="28"/>
+        </w:rPr>
+        <w:t>1)</w:t>
+      </w:r>
+    </w:p>
+    <w:p>
+      <w:pPr>
+        <w:rPr>
+          <w:rFonts w:ascii="Times New Roman" w:hAnsi="Times New Roman" w:cs="Times New Roman"/>
+          <w:sz w:val="28"/>
+          <w:szCs w:val="28"/>
+        </w:rPr>
+      </w:pPr>
+      <w:r>
+        <w:rPr>
+          <w:rFonts w:ascii="Times New Roman" w:hAnsi="Times New Roman" w:cs="Times New Roman"/>
+          <w:sz w:val="28"/>
+          <w:szCs w:val="28"/>
+        </w:rPr>
+        <w:t xml:space="preserve">  {</w:t>
+      </w:r>
+    </w:p>
+    <w:p>
+      <w:pPr>
+        <w:rPr>
+          <w:rFonts w:ascii="Times New Roman" w:hAnsi="Times New Roman" w:cs="Times New Roman"/>
+          <w:sz w:val="28"/>
+          <w:szCs w:val="28"/>
+        </w:rPr>
+      </w:pPr>
+      <w:r>
+        <w:rPr>
+          <w:rFonts w:ascii="Times New Roman" w:hAnsi="Times New Roman" w:cs="Times New Roman"/>
+          <w:sz w:val="28"/>
+          <w:szCs w:val="28"/>
+        </w:rPr>
+        <w:t xml:space="preserve">    d1 = </w:t>
+      </w:r>
+      <w:proofErr w:type="spellStart"/>
+      <w:r>
+        <w:rPr>
+          <w:rFonts w:ascii="Times New Roman" w:hAnsi="Times New Roman" w:cs="Times New Roman"/>
+          <w:sz w:val="28"/>
+          <w:szCs w:val="28"/>
+        </w:rPr>
+        <w:t>i</w:t>
+      </w:r>
+      <w:proofErr w:type="spellEnd"/>
+      <w:r>
+        <w:rPr>
+          <w:rFonts w:ascii="Times New Roman" w:hAnsi="Times New Roman" w:cs="Times New Roman"/>
+          <w:sz w:val="28"/>
+          <w:szCs w:val="28"/>
+        </w:rPr>
+        <w:t xml:space="preserve"> / 1000;</w:t>
+      </w:r>
+    </w:p>
+    <w:p>
+      <w:pPr>
+        <w:rPr>
+          <w:rFonts w:ascii="Times New Roman" w:hAnsi="Times New Roman" w:cs="Times New Roman"/>
+          <w:sz w:val="28"/>
+          <w:szCs w:val="28"/>
+        </w:rPr>
+      </w:pPr>
+      <w:r>
+        <w:rPr>
+          <w:rFonts w:ascii="Times New Roman" w:hAnsi="Times New Roman" w:cs="Times New Roman"/>
+          <w:sz w:val="28"/>
+          <w:szCs w:val="28"/>
+        </w:rPr>
+        <w:t xml:space="preserve">    d2 = (</w:t>
+      </w:r>
+      <w:proofErr w:type="spellStart"/>
+      <w:r>
+        <w:rPr>
+          <w:rFonts w:ascii="Times New Roman" w:hAnsi="Times New Roman" w:cs="Times New Roman"/>
+          <w:sz w:val="28"/>
+          <w:szCs w:val="28"/>
+        </w:rPr>
+        <w:t>i</w:t>
+      </w:r>
+      <w:proofErr w:type="spellEnd"/>
+      <w:r>
+        <w:rPr>
+          <w:rFonts w:ascii="Times New Roman" w:hAnsi="Times New Roman" w:cs="Times New Roman"/>
+          <w:sz w:val="28"/>
+          <w:szCs w:val="28"/>
+        </w:rPr>
+        <w:t xml:space="preserve"> / 100) % 10;</w:t>
+      </w:r>
+    </w:p>
+    <w:p>
+      <w:pPr>
+        <w:rPr>
+          <w:rFonts w:ascii="Times New Roman" w:hAnsi="Times New Roman" w:cs="Times New Roman"/>
+          <w:sz w:val="28"/>
+          <w:szCs w:val="28"/>
+        </w:rPr>
+      </w:pPr>
+      <w:r>
+        <w:rPr>
+          <w:rFonts w:ascii="Times New Roman" w:hAnsi="Times New Roman" w:cs="Times New Roman"/>
+          <w:sz w:val="28"/>
+          <w:szCs w:val="28"/>
+        </w:rPr>
+        <w:t xml:space="preserve">    d3 = (</w:t>
+      </w:r>
+      <w:proofErr w:type="spellStart"/>
+      <w:r>
+        <w:rPr>
+          <w:rFonts w:ascii="Times New Roman" w:hAnsi="Times New Roman" w:cs="Times New Roman"/>
+          <w:sz w:val="28"/>
+          <w:szCs w:val="28"/>
+        </w:rPr>
+        <w:t>i</w:t>
+      </w:r>
+      <w:proofErr w:type="spellEnd"/>
+      <w:r>
+        <w:rPr>
+          <w:rFonts w:ascii="Times New Roman" w:hAnsi="Times New Roman" w:cs="Times New Roman"/>
+          <w:sz w:val="28"/>
+          <w:szCs w:val="28"/>
+        </w:rPr>
+        <w:t xml:space="preserve"> / 10) % 10;</w:t>
+      </w:r>
+    </w:p>
+    <w:p>
+      <w:pPr>
+        <w:rPr>
+          <w:rFonts w:ascii="Times New Roman" w:hAnsi="Times New Roman" w:cs="Times New Roman"/>
+          <w:sz w:val="28"/>
+          <w:szCs w:val="28"/>
+        </w:rPr>
+      </w:pPr>
+      <w:r>
+        <w:rPr>
+          <w:rFonts w:ascii="Times New Roman" w:hAnsi="Times New Roman" w:cs="Times New Roman"/>
+          <w:sz w:val="28"/>
+          <w:szCs w:val="28"/>
+        </w:rPr>
+        <w:t xml:space="preserve">    d4 = </w:t>
+      </w:r>
+      <w:proofErr w:type="spellStart"/>
+      <w:r>
+        <w:rPr>
+          <w:rFonts w:ascii="Times New Roman" w:hAnsi="Times New Roman" w:cs="Times New Roman"/>
+          <w:sz w:val="28"/>
+          <w:szCs w:val="28"/>
+        </w:rPr>
+        <w:t>i</w:t>
+      </w:r>
+      <w:proofErr w:type="spellEnd"/>
+      <w:r>
+        <w:rPr>
+          <w:rFonts w:ascii="Times New Roman" w:hAnsi="Times New Roman" w:cs="Times New Roman"/>
+          <w:sz w:val="28"/>
+          <w:szCs w:val="28"/>
+        </w:rPr>
+        <w:t xml:space="preserve"> % 10;</w:t>
+      </w:r>
+    </w:p>
+    <w:p>
+      <w:pPr>
+        <w:rPr>
+          <w:rFonts w:ascii="Times New Roman" w:hAnsi="Times New Roman" w:cs="Times New Roman"/>
+          <w:sz w:val="28"/>
+          <w:szCs w:val="28"/>
+        </w:rPr>
+      </w:pPr>
+    </w:p>
+    <w:p>
+      <w:pPr>
+        <w:rPr>
+          <w:rFonts w:ascii="Times New Roman" w:hAnsi="Times New Roman" w:cs="Times New Roman"/>
+          <w:sz w:val="28"/>
+          <w:szCs w:val="28"/>
+        </w:rPr>
+      </w:pPr>
+      <w:r>
+        <w:rPr>
+          <w:rFonts w:ascii="Times New Roman" w:hAnsi="Times New Roman" w:cs="Times New Roman"/>
+          <w:sz w:val="28"/>
+          <w:szCs w:val="28"/>
+        </w:rPr>
+        <w:t xml:space="preserve">    </w:t>
+      </w:r>
+      <w:proofErr w:type="gramStart"/>
+      <w:r>
+        <w:rPr>
+          <w:rFonts w:ascii="Times New Roman" w:hAnsi="Times New Roman" w:cs="Times New Roman"/>
+          <w:sz w:val="28"/>
+          <w:szCs w:val="28"/>
+        </w:rPr>
+        <w:t>for(</w:t>
+      </w:r>
+      <w:proofErr w:type="gramEnd"/>
+      <w:r>
+        <w:rPr>
+          <w:rFonts w:ascii="Times New Roman" w:hAnsi="Times New Roman" w:cs="Times New Roman"/>
+          <w:sz w:val="28"/>
+          <w:szCs w:val="28"/>
+        </w:rPr>
+        <w:t xml:space="preserve">j = 0; j &lt; 30; </w:t>
+      </w:r>
+      <w:proofErr w:type="spellStart"/>
+      <w:r>
+        <w:rPr>
+          <w:rFonts w:ascii="Times New Roman" w:hAnsi="Times New Roman" w:cs="Times New Roman"/>
+          <w:sz w:val="28"/>
+          <w:szCs w:val="28"/>
+        </w:rPr>
+        <w:t>j++</w:t>
+      </w:r>
+      <w:proofErr w:type="spellEnd"/>
+      <w:r>
+        <w:rPr>
+          <w:rFonts w:ascii="Times New Roman" w:hAnsi="Times New Roman" w:cs="Times New Roman"/>
+          <w:sz w:val="28"/>
+          <w:szCs w:val="28"/>
+        </w:rPr>
+        <w:t>)</w:t>
+      </w:r>
+    </w:p>
+    <w:p>
+      <w:pPr>
+        <w:rPr>
+          <w:rFonts w:ascii="Times New Roman" w:hAnsi="Times New Roman" w:cs="Times New Roman"/>
+          <w:sz w:val="28"/>
+          <w:szCs w:val="28"/>
+        </w:rPr>
+      </w:pPr>
+      <w:r>
+        <w:rPr>
+          <w:rFonts w:ascii="Times New Roman" w:hAnsi="Times New Roman" w:cs="Times New Roman"/>
+          <w:sz w:val="28"/>
+          <w:szCs w:val="28"/>
+        </w:rPr>
+        <w:t xml:space="preserve">    {</w:t>
+      </w:r>
+    </w:p>
+    <w:p>
+      <w:pPr>
+        <w:rPr>
+          <w:rFonts w:ascii="Times New Roman" w:hAnsi="Times New Roman" w:cs="Times New Roman"/>
+          <w:sz w:val="28"/>
+          <w:szCs w:val="28"/>
+        </w:rPr>
+      </w:pPr>
+      <w:r>
+        <w:rPr>
+          <w:rFonts w:ascii="Times New Roman" w:hAnsi="Times New Roman" w:cs="Times New Roman"/>
+          <w:sz w:val="28"/>
+          <w:szCs w:val="28"/>
+        </w:rPr>
+        <w:t xml:space="preserve">      PORTC = 0x00;</w:t>
+      </w:r>
+    </w:p>
+    <w:p>
+      <w:pPr>
+        <w:rPr>
+          <w:rFonts w:ascii="Times New Roman" w:hAnsi="Times New Roman" w:cs="Times New Roman"/>
+          <w:sz w:val="28"/>
+          <w:szCs w:val="28"/>
+        </w:rPr>
+      </w:pPr>
+      <w:r>
+        <w:rPr>
+          <w:rFonts w:ascii="Times New Roman" w:hAnsi="Times New Roman" w:cs="Times New Roman"/>
+          <w:sz w:val="28"/>
+          <w:szCs w:val="28"/>
+        </w:rPr>
+        <w:t xml:space="preserve">      PORTB = array[d1];</w:t>
+      </w:r>
+    </w:p>
+    <w:p>
+      <w:pPr>
+        <w:rPr>
+          <w:rFonts w:ascii="Times New Roman" w:hAnsi="Times New Roman" w:cs="Times New Roman"/>
+          <w:sz w:val="28"/>
+          <w:szCs w:val="28"/>
+        </w:rPr>
+      </w:pPr>
+      <w:r>
+        <w:rPr>
+          <w:rFonts w:ascii="Times New Roman" w:hAnsi="Times New Roman" w:cs="Times New Roman"/>
+          <w:sz w:val="28"/>
+          <w:szCs w:val="28"/>
+        </w:rPr>
+        <w:t xml:space="preserve">      PORTC = 0x01;</w:t>
+      </w:r>
+    </w:p>
+    <w:p>
+      <w:pPr>
+        <w:rPr>
+          <w:rFonts w:ascii="Times New Roman" w:hAnsi="Times New Roman" w:cs="Times New Roman"/>
+          <w:sz w:val="28"/>
+          <w:szCs w:val="28"/>
+        </w:rPr>
+      </w:pPr>
+      <w:r>
+        <w:rPr>
+          <w:rFonts w:ascii="Times New Roman" w:hAnsi="Times New Roman" w:cs="Times New Roman"/>
+          <w:sz w:val="28"/>
+          <w:szCs w:val="28"/>
+        </w:rPr>
+        <w:t xml:space="preserve">      </w:t>
+      </w:r>
+      <w:proofErr w:type="spellStart"/>
+      <w:r>
+        <w:rPr>
+          <w:rFonts w:ascii="Times New Roman" w:hAnsi="Times New Roman" w:cs="Times New Roman"/>
+          <w:sz w:val="28"/>
+          <w:szCs w:val="28"/>
+        </w:rPr>
+        <w:t>delay_</w:t>
+      </w:r>
+      <w:proofErr w:type="gramStart"/>
+      <w:r>
+        <w:rPr>
+          <w:rFonts w:ascii="Times New Roman" w:hAnsi="Times New Roman" w:cs="Times New Roman"/>
+          <w:sz w:val="28"/>
+          <w:szCs w:val="28"/>
+        </w:rPr>
+        <w:t>ms</w:t>
+      </w:r>
+      <w:proofErr w:type="spellEnd"/>
+      <w:r>
+        <w:rPr>
+          <w:rFonts w:ascii="Times New Roman" w:hAnsi="Times New Roman" w:cs="Times New Roman"/>
+          <w:sz w:val="28"/>
+          <w:szCs w:val="28"/>
+        </w:rPr>
+        <w:t>(</w:t>
+      </w:r>
+      <w:proofErr w:type="gramEnd"/>
+      <w:r>
+        <w:rPr>
+          <w:rFonts w:ascii="Times New Roman" w:hAnsi="Times New Roman" w:cs="Times New Roman"/>
+          <w:sz w:val="28"/>
+          <w:szCs w:val="28"/>
+        </w:rPr>
+        <w:t>3);</w:t>
+      </w:r>
+    </w:p>
+    <w:p>
+      <w:pPr>
+        <w:rPr>
+          <w:rFonts w:ascii="Times New Roman" w:hAnsi="Times New Roman" w:cs="Times New Roman"/>
+          <w:sz w:val="28"/>
+          <w:szCs w:val="28"/>
+        </w:rPr>
+      </w:pPr>
+    </w:p>
+    <w:p>
+      <w:pPr>
+        <w:rPr>
+          <w:rFonts w:ascii="Times New Roman" w:hAnsi="Times New Roman" w:cs="Times New Roman"/>
+          <w:sz w:val="28"/>
+          <w:szCs w:val="28"/>
+        </w:rPr>
+      </w:pPr>
+      <w:r>
+        <w:rPr>
+          <w:rFonts w:ascii="Times New Roman" w:hAnsi="Times New Roman" w:cs="Times New Roman"/>
+          <w:sz w:val="28"/>
+          <w:szCs w:val="28"/>
+        </w:rPr>
+        <w:t xml:space="preserve">      PORTC = 0x00;</w:t>
+      </w:r>
+    </w:p>
+    <w:p>
+      <w:pPr>
+        <w:rPr>
+          <w:rFonts w:ascii="Times New Roman" w:hAnsi="Times New Roman" w:cs="Times New Roman"/>
+          <w:sz w:val="28"/>
+          <w:szCs w:val="28"/>
+        </w:rPr>
+      </w:pPr>
+      <w:r>
+        <w:rPr>
+          <w:rFonts w:ascii="Times New Roman" w:hAnsi="Times New Roman" w:cs="Times New Roman"/>
+          <w:sz w:val="28"/>
+          <w:szCs w:val="28"/>
+        </w:rPr>
+        <w:t xml:space="preserve">      PORTB = array[d2];</w:t>
+      </w:r>
+    </w:p>
+    <w:p>
+      <w:pPr>
+        <w:rPr>
+          <w:rFonts w:ascii="Times New Roman" w:hAnsi="Times New Roman" w:cs="Times New Roman"/>
+          <w:sz w:val="28"/>
+          <w:szCs w:val="28"/>
+        </w:rPr>
+      </w:pPr>
+      <w:r>
+        <w:rPr>
+          <w:rFonts w:ascii="Times New Roman" w:hAnsi="Times New Roman" w:cs="Times New Roman"/>
+          <w:sz w:val="28"/>
+          <w:szCs w:val="28"/>
+        </w:rPr>
+        <w:t xml:space="preserve">      PORTC = 0x02;</w:t>
+      </w:r>
+    </w:p>
+    <w:p>
+      <w:pPr>
+        <w:rPr>
+          <w:rFonts w:ascii="Times New Roman" w:hAnsi="Times New Roman" w:cs="Times New Roman"/>
+          <w:sz w:val="28"/>
+          <w:szCs w:val="28"/>
+        </w:rPr>
+      </w:pPr>
+      <w:r>
+        <w:rPr>
+          <w:rFonts w:ascii="Times New Roman" w:hAnsi="Times New Roman" w:cs="Times New Roman"/>
+          <w:sz w:val="28"/>
+          <w:szCs w:val="28"/>
+        </w:rPr>
+        <w:t xml:space="preserve">      </w:t>
+      </w:r>
+      <w:proofErr w:type="spellStart"/>
+      <w:r>
+        <w:rPr>
+          <w:rFonts w:ascii="Times New Roman" w:hAnsi="Times New Roman" w:cs="Times New Roman"/>
+          <w:sz w:val="28"/>
+          <w:szCs w:val="28"/>
+        </w:rPr>
+        <w:t>delay_</w:t>
+      </w:r>
+      <w:proofErr w:type="gramStart"/>
+      <w:r>
+        <w:rPr>
+          <w:rFonts w:ascii="Times New Roman" w:hAnsi="Times New Roman" w:cs="Times New Roman"/>
+          <w:sz w:val="28"/>
+          <w:szCs w:val="28"/>
+        </w:rPr>
+        <w:t>ms</w:t>
+      </w:r>
+      <w:proofErr w:type="spellEnd"/>
+      <w:r>
+        <w:rPr>
+          <w:rFonts w:ascii="Times New Roman" w:hAnsi="Times New Roman" w:cs="Times New Roman"/>
+          <w:sz w:val="28"/>
+          <w:szCs w:val="28"/>
+        </w:rPr>
+        <w:t>(</w:t>
+      </w:r>
+      <w:proofErr w:type="gramEnd"/>
+      <w:r>
+        <w:rPr>
+          <w:rFonts w:ascii="Times New Roman" w:hAnsi="Times New Roman" w:cs="Times New Roman"/>
+          <w:sz w:val="28"/>
+          <w:szCs w:val="28"/>
+        </w:rPr>
+        <w:t>3);</w:t>
+      </w:r>
+    </w:p>
+    <w:p>
+      <w:pPr>
+        <w:rPr>
+          <w:rFonts w:ascii="Times New Roman" w:hAnsi="Times New Roman" w:cs="Times New Roman"/>
+          <w:sz w:val="28"/>
+          <w:szCs w:val="28"/>
+        </w:rPr>
+      </w:pPr>
+    </w:p>
+    <w:p>
+      <w:pPr>
+        <w:rPr>
+          <w:rFonts w:ascii="Times New Roman" w:hAnsi="Times New Roman" w:cs="Times New Roman"/>
+          <w:sz w:val="28"/>
+          <w:szCs w:val="28"/>
+        </w:rPr>
+      </w:pPr>
+      <w:r>
+        <w:rPr>
+          <w:rFonts w:ascii="Times New Roman" w:hAnsi="Times New Roman" w:cs="Times New Roman"/>
+          <w:sz w:val="28"/>
+          <w:szCs w:val="28"/>
+        </w:rPr>
+        <w:t xml:space="preserve">      PORTC = 0x00;</w:t>
+      </w:r>
+    </w:p>
+    <w:p>
+      <w:pPr>
+        <w:rPr>
+          <w:rFonts w:ascii="Times New Roman" w:hAnsi="Times New Roman" w:cs="Times New Roman"/>
+          <w:sz w:val="28"/>
+          <w:szCs w:val="28"/>
+        </w:rPr>
+      </w:pPr>
+      <w:r>
+        <w:rPr>
+          <w:rFonts w:ascii="Times New Roman" w:hAnsi="Times New Roman" w:cs="Times New Roman"/>
+          <w:sz w:val="28"/>
+          <w:szCs w:val="28"/>
+        </w:rPr>
+        <w:t xml:space="preserve">      PORTB = array[d3];</w:t>
+      </w:r>
+    </w:p>
+    <w:p>
+      <w:pPr>
+        <w:rPr>
+          <w:rFonts w:ascii="Times New Roman" w:hAnsi="Times New Roman" w:cs="Times New Roman"/>
+          <w:sz w:val="28"/>
+          <w:szCs w:val="28"/>
+        </w:rPr>
+      </w:pPr>
+      <w:r>
+        <w:rPr>
+          <w:rFonts w:ascii="Times New Roman" w:hAnsi="Times New Roman" w:cs="Times New Roman"/>
+          <w:sz w:val="28"/>
+          <w:szCs w:val="28"/>
+        </w:rPr>
+        <w:t xml:space="preserve">      PORTC = 0x04;</w:t>
+      </w:r>
+    </w:p>
+    <w:p>
+      <w:pPr>
+        <w:rPr>
+          <w:rFonts w:ascii="Times New Roman" w:hAnsi="Times New Roman" w:cs="Times New Roman"/>
+          <w:sz w:val="28"/>
+          <w:szCs w:val="28"/>
+        </w:rPr>
+      </w:pPr>
+      <w:r>
+        <w:rPr>
+          <w:rFonts w:ascii="Times New Roman" w:hAnsi="Times New Roman" w:cs="Times New Roman"/>
+          <w:sz w:val="28"/>
+          <w:szCs w:val="28"/>
+        </w:rPr>
+        <w:t xml:space="preserve">      </w:t>
+      </w:r>
+      <w:proofErr w:type="spellStart"/>
+      <w:r>
+        <w:rPr>
+          <w:rFonts w:ascii="Times New Roman" w:hAnsi="Times New Roman" w:cs="Times New Roman"/>
+          <w:sz w:val="28"/>
+          <w:szCs w:val="28"/>
+        </w:rPr>
+        <w:t>delay_</w:t>
+      </w:r>
+      <w:proofErr w:type="gramStart"/>
+      <w:r>
+        <w:rPr>
+          <w:rFonts w:ascii="Times New Roman" w:hAnsi="Times New Roman" w:cs="Times New Roman"/>
+          <w:sz w:val="28"/>
+          <w:szCs w:val="28"/>
+        </w:rPr>
+        <w:t>ms</w:t>
+      </w:r>
+      <w:proofErr w:type="spellEnd"/>
+      <w:r>
+        <w:rPr>
+          <w:rFonts w:ascii="Times New Roman" w:hAnsi="Times New Roman" w:cs="Times New Roman"/>
+          <w:sz w:val="28"/>
+          <w:szCs w:val="28"/>
+        </w:rPr>
+        <w:t>(</w:t>
+      </w:r>
+      <w:proofErr w:type="gramEnd"/>
+      <w:r>
+        <w:rPr>
+          <w:rFonts w:ascii="Times New Roman" w:hAnsi="Times New Roman" w:cs="Times New Roman"/>
+          <w:sz w:val="28"/>
+          <w:szCs w:val="28"/>
+        </w:rPr>
+        <w:t>3);</w:t>
+      </w:r>
+    </w:p>
+    <w:p>
+      <w:pPr>
+        <w:rPr>
+          <w:rFonts w:ascii="Times New Roman" w:hAnsi="Times New Roman" w:cs="Times New Roman"/>
+          <w:sz w:val="28"/>
+          <w:szCs w:val="28"/>
+        </w:rPr>
+      </w:pPr>
+    </w:p>
+    <w:p>
+      <w:pPr>
+        <w:rPr>
+          <w:rFonts w:ascii="Times New Roman" w:hAnsi="Times New Roman" w:cs="Times New Roman"/>
+          <w:sz w:val="28"/>
+          <w:szCs w:val="28"/>
+        </w:rPr>
+      </w:pPr>
+      <w:r>
+        <w:rPr>
+          <w:rFonts w:ascii="Times New Roman" w:hAnsi="Times New Roman" w:cs="Times New Roman"/>
+          <w:sz w:val="28"/>
+          <w:szCs w:val="28"/>
+        </w:rPr>
+        <w:t xml:space="preserve">      PORTC = 0x00;</w:t>
+      </w:r>
+    </w:p>
+    <w:p>
+      <w:pPr>
+        <w:rPr>
+          <w:rFonts w:ascii="Times New Roman" w:hAnsi="Times New Roman" w:cs="Times New Roman"/>
+          <w:sz w:val="28"/>
+          <w:szCs w:val="28"/>
+        </w:rPr>
+      </w:pPr>
+      <w:r>
+        <w:rPr>
+          <w:rFonts w:ascii="Times New Roman" w:hAnsi="Times New Roman" w:cs="Times New Roman"/>
+          <w:sz w:val="28"/>
+          <w:szCs w:val="28"/>
+        </w:rPr>
+        <w:t xml:space="preserve">      PORTB = array[d4];</w:t>
+      </w:r>
+    </w:p>
+    <w:p>
+      <w:pPr>
+        <w:rPr>
+          <w:rFonts w:ascii="Times New Roman" w:hAnsi="Times New Roman" w:cs="Times New Roman"/>
+          <w:sz w:val="28"/>
+          <w:szCs w:val="28"/>
+        </w:rPr>
+      </w:pPr>
+      <w:r>
+        <w:rPr>
+          <w:rFonts w:ascii="Times New Roman" w:hAnsi="Times New Roman" w:cs="Times New Roman"/>
+          <w:sz w:val="28"/>
+          <w:szCs w:val="28"/>
+        </w:rPr>
+        <w:t xml:space="preserve">      PORTC = 0x08;</w:t>
+      </w:r>
+    </w:p>
+    <w:p>
+      <w:pPr>
+        <w:rPr>
+          <w:rFonts w:ascii="Times New Roman" w:hAnsi="Times New Roman" w:cs="Times New Roman"/>
+          <w:sz w:val="28"/>
+          <w:szCs w:val="28"/>
+        </w:rPr>
+      </w:pPr>
+      <w:r>
+        <w:rPr>
+          <w:rFonts w:ascii="Times New Roman" w:hAnsi="Times New Roman" w:cs="Times New Roman"/>
+          <w:sz w:val="28"/>
+          <w:szCs w:val="28"/>
+        </w:rPr>
+        <w:t xml:space="preserve">      </w:t>
+      </w:r>
+      <w:proofErr w:type="spellStart"/>
+      <w:r>
+        <w:rPr>
+          <w:rFonts w:ascii="Times New Roman" w:hAnsi="Times New Roman" w:cs="Times New Roman"/>
+          <w:sz w:val="28"/>
+          <w:szCs w:val="28"/>
+        </w:rPr>
+        <w:t>delay_</w:t>
+      </w:r>
+      <w:proofErr w:type="gramStart"/>
+      <w:r>
+        <w:rPr>
+          <w:rFonts w:ascii="Times New Roman" w:hAnsi="Times New Roman" w:cs="Times New Roman"/>
+          <w:sz w:val="28"/>
+          <w:szCs w:val="28"/>
+        </w:rPr>
+        <w:t>ms</w:t>
+      </w:r>
+      <w:proofErr w:type="spellEnd"/>
+      <w:r>
+        <w:rPr>
+          <w:rFonts w:ascii="Times New Roman" w:hAnsi="Times New Roman" w:cs="Times New Roman"/>
+          <w:sz w:val="28"/>
+          <w:szCs w:val="28"/>
+        </w:rPr>
+        <w:t>(</w:t>
+      </w:r>
+      <w:proofErr w:type="gramEnd"/>
+      <w:r>
+        <w:rPr>
+          <w:rFonts w:ascii="Times New Roman" w:hAnsi="Times New Roman" w:cs="Times New Roman"/>
+          <w:sz w:val="28"/>
+          <w:szCs w:val="28"/>
+        </w:rPr>
+        <w:t>3);</w:t>
+      </w:r>
+    </w:p>
+    <w:p>
+      <w:pPr>
+        <w:rPr>
+          <w:rFonts w:ascii="Times New Roman" w:hAnsi="Times New Roman" w:cs="Times New Roman"/>
+          <w:sz w:val="28"/>
+          <w:szCs w:val="28"/>
+        </w:rPr>
+      </w:pPr>
+      <w:r>
+        <w:rPr>
+          <w:rFonts w:ascii="Times New Roman" w:hAnsi="Times New Roman" w:cs="Times New Roman"/>
+          <w:sz w:val="28"/>
+          <w:szCs w:val="28"/>
+        </w:rPr>
+        <w:t xml:space="preserve">    }</w:t>
+      </w:r>
+    </w:p>
+    <w:p>
+      <w:pPr>
+        <w:rPr>
+          <w:rFonts w:ascii="Times New Roman" w:hAnsi="Times New Roman" w:cs="Times New Roman"/>
+          <w:sz w:val="28"/>
+          <w:szCs w:val="28"/>
+        </w:rPr>
+      </w:pPr>
+    </w:p>
+    <w:p>
+      <w:pPr>
+        <w:rPr>
+          <w:rFonts w:ascii="Times New Roman" w:hAnsi="Times New Roman" w:cs="Times New Roman"/>
+          <w:sz w:val="28"/>
+          <w:szCs w:val="28"/>
+        </w:rPr>
+      </w:pPr>
+      <w:r>
+        <w:rPr>
+          <w:rFonts w:ascii="Times New Roman" w:hAnsi="Times New Roman" w:cs="Times New Roman"/>
+          <w:sz w:val="28"/>
+          <w:szCs w:val="28"/>
+        </w:rPr>
+        <w:t xml:space="preserve">    </w:t>
+      </w:r>
+      <w:proofErr w:type="spellStart"/>
+      <w:r>
+        <w:rPr>
+          <w:rFonts w:ascii="Times New Roman" w:hAnsi="Times New Roman" w:cs="Times New Roman"/>
+          <w:sz w:val="28"/>
+          <w:szCs w:val="28"/>
+        </w:rPr>
+        <w:t>i</w:t>
+      </w:r>
+      <w:proofErr w:type="spellEnd"/>
+      <w:r>
+        <w:rPr>
+          <w:rFonts w:ascii="Times New Roman" w:hAnsi="Times New Roman" w:cs="Times New Roman"/>
+          <w:sz w:val="28"/>
+          <w:szCs w:val="28"/>
+        </w:rPr>
+        <w:t>++;</w:t>
+      </w:r>
+    </w:p>
+    <w:p>
+      <w:pPr>
+        <w:rPr>
+          <w:rFonts w:ascii="Times New Roman" w:hAnsi="Times New Roman" w:cs="Times New Roman"/>
+          <w:sz w:val="28"/>
+          <w:szCs w:val="28"/>
+        </w:rPr>
+      </w:pPr>
+    </w:p>
+    <w:p>
+      <w:pPr>
+        <w:rPr>
+          <w:rFonts w:ascii="Times New Roman" w:hAnsi="Times New Roman" w:cs="Times New Roman"/>
+          <w:sz w:val="28"/>
+          <w:szCs w:val="28"/>
+        </w:rPr>
+      </w:pPr>
+      <w:r>
+        <w:rPr>
+          <w:rFonts w:ascii="Times New Roman" w:hAnsi="Times New Roman" w:cs="Times New Roman"/>
+          <w:sz w:val="28"/>
+          <w:szCs w:val="28"/>
+        </w:rPr>
+        <w:t xml:space="preserve">    </w:t>
+      </w:r>
+      <w:proofErr w:type="gramStart"/>
+      <w:r>
+        <w:rPr>
+          <w:rFonts w:ascii="Times New Roman" w:hAnsi="Times New Roman" w:cs="Times New Roman"/>
+          <w:sz w:val="28"/>
+          <w:szCs w:val="28"/>
+        </w:rPr>
+        <w:t>if(</w:t>
+      </w:r>
+      <w:proofErr w:type="spellStart"/>
+      <w:proofErr w:type="gramEnd"/>
+      <w:r>
+        <w:rPr>
+          <w:rFonts w:ascii="Times New Roman" w:hAnsi="Times New Roman" w:cs="Times New Roman"/>
+          <w:sz w:val="28"/>
+          <w:szCs w:val="28"/>
+        </w:rPr>
+        <w:t>i</w:t>
+      </w:r>
+      <w:proofErr w:type="spellEnd"/>
+      <w:r>
+        <w:rPr>
+          <w:rFonts w:ascii="Times New Roman" w:hAnsi="Times New Roman" w:cs="Times New Roman"/>
+          <w:sz w:val="28"/>
+          <w:szCs w:val="28"/>
+        </w:rPr>
+        <w:t xml:space="preserve"> &gt; 7300)   // stop at 7300 then restart</w:t>
+      </w:r>
+    </w:p>
+    <w:p>
+      <w:pPr>
+        <w:rPr>
+          <w:rFonts w:ascii="Times New Roman" w:hAnsi="Times New Roman" w:cs="Times New Roman"/>
+          <w:sz w:val="28"/>
+          <w:szCs w:val="28"/>
+        </w:rPr>
+      </w:pPr>
+      <w:r>
+        <w:rPr>
+          <w:rFonts w:ascii="Times New Roman" w:hAnsi="Times New Roman" w:cs="Times New Roman"/>
+          <w:sz w:val="28"/>
+          <w:szCs w:val="28"/>
+        </w:rPr>
+        <w:t xml:space="preserve">      </w:t>
+      </w:r>
+      <w:proofErr w:type="spellStart"/>
+      <w:r>
+        <w:rPr>
+          <w:rFonts w:ascii="Times New Roman" w:hAnsi="Times New Roman" w:cs="Times New Roman"/>
+          <w:sz w:val="28"/>
+          <w:szCs w:val="28"/>
+        </w:rPr>
+        <w:t>i</w:t>
+      </w:r>
+      <w:proofErr w:type="spellEnd"/>
+      <w:r>
+        <w:rPr>
+          <w:rFonts w:ascii="Times New Roman" w:hAnsi="Times New Roman" w:cs="Times New Roman"/>
+          <w:sz w:val="28"/>
+          <w:szCs w:val="28"/>
+        </w:rPr>
+        <w:t xml:space="preserve"> = 7250;</w:t>
       </w:r>
     </w:p>
     <w:p>
